--- a/Sequence Diagrams/Klea_Cela_Sequence_Diagram_final.docx
+++ b/Sequence Diagrams/Klea_Cela_Sequence_Diagram_final.docx
@@ -20,62 +20,17 @@
           <w:sz w:val="28"/>
           <w:szCs w:val="28"/>
         </w:rPr>
-        <w:t xml:space="preserve">BR_LMS_08- </w:t>
+        <w:t>BR_LMS_08- User Registration</w:t>
       </w:r>
-      <w:proofErr w:type="gramStart"/>
+    </w:p>
+    <w:p/>
+    <w:p>
       <w:r>
-        <w:rPr>
-          <w:rFonts w:ascii="Times New Roman" w:hAnsi="Times New Roman" w:cs="Times New Roman"/>
-          <w:b/>
-          <w:bCs/>
-          <w:sz w:val="28"/>
-          <w:szCs w:val="28"/>
-        </w:rPr>
-        <w:t>User</w:t>
-      </w:r>
-      <w:r>
-        <w:rPr>
-          <w:rFonts w:ascii="Times New Roman" w:hAnsi="Times New Roman" w:cs="Times New Roman"/>
-          <w:b/>
-          <w:bCs/>
-          <w:sz w:val="28"/>
-          <w:szCs w:val="28"/>
-        </w:rPr>
-        <w:t>(</w:t>
-      </w:r>
-      <w:proofErr w:type="gramEnd"/>
-      <w:r>
-        <w:rPr>
-          <w:rFonts w:ascii="Times New Roman" w:hAnsi="Times New Roman" w:cs="Times New Roman"/>
-          <w:b/>
-          <w:bCs/>
-          <w:sz w:val="28"/>
-          <w:szCs w:val="28"/>
-        </w:rPr>
-        <w:t>Student/Academic Staff)</w:t>
-      </w:r>
-      <w:r>
-        <w:rPr>
-          <w:rFonts w:ascii="Times New Roman" w:hAnsi="Times New Roman" w:cs="Times New Roman"/>
-          <w:b/>
-          <w:bCs/>
-          <w:sz w:val="28"/>
-          <w:szCs w:val="28"/>
-        </w:rPr>
-        <w:t xml:space="preserve"> Registration</w:t>
-      </w:r>
-    </w:p>
-    <w:p/>
-    <w:p>
-      <w:r>
-        <w:rPr>
-          <w:noProof/>
-        </w:rPr>
         <w:drawing>
-          <wp:inline distT="0" distB="0" distL="0" distR="0" wp14:anchorId="52F2369C" wp14:editId="0613811C">
-            <wp:extent cx="5731510" cy="7085330"/>
-            <wp:effectExtent l="0" t="0" r="2540" b="1270"/>
-            <wp:docPr id="980627410" name="Picture 1"/>
+          <wp:inline distT="0" distB="0" distL="0" distR="0" wp14:anchorId="73D07145" wp14:editId="0199F982">
+            <wp:extent cx="5731510" cy="6942455"/>
+            <wp:effectExtent l="0" t="0" r="2540" b="0"/>
+            <wp:docPr id="1842342209" name="Picture 1"/>
             <wp:cNvGraphicFramePr>
               <a:graphicFrameLocks xmlns:a="http://schemas.openxmlformats.org/drawingml/2006/main" noChangeAspect="1"/>
             </wp:cNvGraphicFramePr>
@@ -83,7 +38,7 @@
               <a:graphicData uri="http://schemas.openxmlformats.org/drawingml/2006/picture">
                 <pic:pic xmlns:pic="http://schemas.openxmlformats.org/drawingml/2006/picture">
                   <pic:nvPicPr>
-                    <pic:cNvPr id="980627410" name=""/>
+                    <pic:cNvPr id="1842342209" name=""/>
                     <pic:cNvPicPr/>
                   </pic:nvPicPr>
                   <pic:blipFill>
@@ -95,7 +50,7 @@
                   <pic:spPr>
                     <a:xfrm>
                       <a:off x="0" y="0"/>
-                      <a:ext cx="5731510" cy="7085330"/>
+                      <a:ext cx="5731510" cy="6942455"/>
                     </a:xfrm>
                     <a:prstGeom prst="rect">
                       <a:avLst/>
@@ -329,6 +284,9 @@
     <w:p/>
     <w:p>
       <w:r>
+        <w:rPr>
+          <w:noProof/>
+        </w:rPr>
         <w:drawing>
           <wp:inline distT="0" distB="0" distL="0" distR="0" wp14:anchorId="12FCEABB" wp14:editId="710AB20E">
             <wp:extent cx="5731510" cy="6166485"/>
